--- a/templates/lenh_van_chuyen_xe_hop_dong.docx
+++ b/templates/lenh_van_chuyen_xe_hop_dong.docx
@@ -3237,7 +3237,6 @@
           <w:sz w:val="20"/>
           <w:szCs w:val="20"/>
         </w:rPr>
-        <w:lastRenderedPageBreak/>
         <w:t xml:space="preserve">* </w:t>
       </w:r>
       <w:proofErr w:type="spellStart"/>
@@ -4377,7 +4376,7 @@
     </w:p>
     <w:sectPr>
       <w:pgSz w:w="8391" w:h="11906" w:code="11"/>
-      <w:pgMar w:top="1135" w:right="453" w:bottom="1134" w:left="1701" w:header="720" w:footer="720" w:gutter="0"/>
+      <w:pgMar w:top="709" w:right="453" w:bottom="567" w:left="1701" w:header="720" w:footer="720" w:gutter="0"/>
       <w:cols w:space="720"/>
       <w:docGrid w:linePitch="360"/>
     </w:sectPr>
